--- a/materials/pdf/original/M10_Merkblatt_Kontextfreie-Grammatiken.docx
+++ b/materials/pdf/original/M10_Merkblatt_Kontextfreie-Grammatiken.docx
@@ -2929,7 +2929,7 @@
         <w:sz w:val="16"/>
         <w:szCs w:val="16"/>
       </w:rPr>
-      <w:t xml:space="preserve">Max-Planck-Gymnasium Delmenhorst  ·  M10 · Merkblatt Kontextfreie Grammatiken</w:t>
+      <w:t xml:space="preserve">Max-Planck-Gymnasium Delmenhorst  ·  M10 · Merkblatt Kontextfreie Grammatiken  ·  CC BY-SA 4.0 Frank Juchim</w:t>
     </w:r>
     <w:r>
       <w:rPr>
